--- a/docs/ekonomika/Koncepciya_i_ekonomika.docx
+++ b/docs/ekonomika/Koncepciya_i_ekonomika.docx
@@ -300,7 +300,7 @@
                 <w:b w:val="0"/>
                 <w:sz w:val="20"/>
               </w:rPr>
-              <w:t xml:space="preserve"> «Справочная служба» предприятия на одном компьютере внутри организации: сотрудник задаёт вопрос своими словами и за 1–5 секунд получает ответ со ссылкой на пункт и страницу документа. Если ответа в документах нет — агент прямо говорит «не знаю», а не выдумывает. Интернет не нужен.</w:t>
+              <w:t xml:space="preserve"> «Справочная служба» предприятия на одном компьютере внутри организации: сотрудник задаёт вопрос своими словами и за 1–10 секунд получает ответ со ссылкой на пункт и страницу документа. Если ответа в документах нет — агент прямо говорит «не знаю», а не выдумывает. Интернет не нужен.</w:t>
             </w:r>
           </w:p>
           <w:p>
@@ -944,7 +944,7 @@
         <w:rPr>
           <w:b w:val="0"/>
         </w:rPr>
-        <w:t xml:space="preserve"> — или даже обычного компьютера без неё (ответ медленнее).</w:t>
+        <w:t xml:space="preserve"> (подойдёт и ноутбук с видеокартой на 4 ГБ — ответ медленнее). Без видеокарты ответ занимает около минуты — это вариант только для пробы.</w:t>
       </w:r>
     </w:p>
     <w:p>
@@ -1268,7 +1268,7 @@
                 <w:b w:val="0"/>
                 <w:sz w:val="19"/>
               </w:rPr>
-              <w:t>Время ответа: компьютер с видеокартой / только процессор</w:t>
+              <w:t>Время ответа: компьютер с видеокартой 12 ГБ / ноутбук с видеокартой 4 ГБ</w:t>
             </w:r>
           </w:p>
         </w:tc>
@@ -1285,7 +1285,46 @@
                 <w:b w:val="0"/>
                 <w:sz w:val="19"/>
               </w:rPr>
-              <w:t>1,2 с / 4,4 с</w:t>
+              <w:t>1,2 с / 8,4 с</w:t>
+            </w:r>
+          </w:p>
+        </w:tc>
+      </w:tr>
+      <w:tr>
+        <w:trPr>
+          <w:cantSplit/>
+        </w:trPr>
+        <w:tc>
+          <w:tcPr>
+            <w:tcW w:type="dxa" w:w="6917"/>
+          </w:tcPr>
+          <w:p>
+            <w:pPr>
+              <w:spacing w:after="0"/>
+            </w:pPr>
+            <w:r>
+              <w:rPr>
+                <w:b w:val="0"/>
+                <w:sz w:val="19"/>
+              </w:rPr>
+              <w:t>Без видеокарты (только для пробы)</w:t>
+            </w:r>
+          </w:p>
+        </w:tc>
+        <w:tc>
+          <w:tcPr>
+            <w:tcW w:type="dxa" w:w="2835"/>
+          </w:tcPr>
+          <w:p>
+            <w:pPr>
+              <w:spacing w:after="0"/>
+            </w:pPr>
+            <w:r>
+              <w:rPr>
+                <w:b w:val="0"/>
+                <w:sz w:val="19"/>
+              </w:rPr>
+              <w:t>около минуты</w:t>
             </w:r>
           </w:p>
         </w:tc>
@@ -4497,7 +4536,7 @@
         <w:rPr>
           <w:b w:val="0"/>
         </w:rPr>
-        <w:t xml:space="preserve"> Один компьютер с игровой видеокартой (или без неё), установка без интернета за минуту, первые ответы по документам заказчика — в день подключения. Крупным вендорам выгоден крупный клиент; средний и малый производственный бизнес для них — не приоритет.</w:t>
+        <w:t xml:space="preserve"> Один компьютер с игровой видеокартой (или ноутбук с видеокартой на 4 ГБ), установка без интернета за минуту, первые ответы по документам заказчика — в день подключения. Крупным вендорам выгоден крупный клиент; средний и малый производственный бизнес для них — не приоритет.</w:t>
       </w:r>
     </w:p>
     <w:p>
@@ -5648,7 +5687,7 @@
                 <w:b/>
                 <w:sz w:val="19"/>
               </w:rPr>
-              <w:t>Или: имеющийся компьютер без видеокарты</w:t>
+              <w:t>Или: видеокарта NVIDIA 8–12 ГБ в имеющийся компьютер</w:t>
             </w:r>
           </w:p>
         </w:tc>
@@ -5665,7 +5704,7 @@
                 <w:b w:val="0"/>
                 <w:sz w:val="19"/>
               </w:rPr>
-              <w:t>0 ₽</w:t>
+              <w:t>40–80 тыс. ₽ разово</w:t>
             </w:r>
           </w:p>
         </w:tc>
@@ -5682,7 +5721,119 @@
                 <w:b w:val="0"/>
                 <w:sz w:val="19"/>
               </w:rPr>
-              <w:t>для пилота; ответ около 4–5 с</w:t>
+              <w:t>если компьютер подходит по блоку питания и памяти (16 ГБ); ориентир, уточнить</w:t>
+            </w:r>
+          </w:p>
+        </w:tc>
+      </w:tr>
+      <w:tr>
+        <w:trPr>
+          <w:cantSplit/>
+        </w:trPr>
+        <w:tc>
+          <w:tcPr>
+            <w:tcW w:type="dxa" w:w="3061"/>
+          </w:tcPr>
+          <w:p>
+            <w:pPr>
+              <w:spacing w:after="0"/>
+            </w:pPr>
+            <w:r>
+              <w:rPr>
+                <w:b/>
+                <w:sz w:val="19"/>
+              </w:rPr>
+              <w:t>Или: ноутбук с видеокартой NVIDIA от 4 ГБ</w:t>
+            </w:r>
+          </w:p>
+        </w:tc>
+        <w:tc>
+          <w:tcPr>
+            <w:tcW w:type="dxa" w:w="2381"/>
+          </w:tcPr>
+          <w:p>
+            <w:pPr>
+              <w:spacing w:after="0"/>
+            </w:pPr>
+            <w:r>
+              <w:rPr>
+                <w:b w:val="0"/>
+                <w:sz w:val="19"/>
+              </w:rPr>
+              <w:t>0 ₽, если уже есть</w:t>
+            </w:r>
+          </w:p>
+        </w:tc>
+        <w:tc>
+          <w:tcPr>
+            <w:tcW w:type="dxa" w:w="4309"/>
+          </w:tcPr>
+          <w:p>
+            <w:pPr>
+              <w:spacing w:after="0"/>
+            </w:pPr>
+            <w:r>
+              <w:rPr>
+                <w:b w:val="0"/>
+                <w:sz w:val="19"/>
+              </w:rPr>
+              <w:t>для пилота; ответ около 8 с</w:t>
+            </w:r>
+          </w:p>
+        </w:tc>
+      </w:tr>
+      <w:tr>
+        <w:trPr>
+          <w:cantSplit/>
+        </w:trPr>
+        <w:tc>
+          <w:tcPr>
+            <w:tcW w:type="dxa" w:w="3061"/>
+          </w:tcPr>
+          <w:p>
+            <w:pPr>
+              <w:spacing w:after="0"/>
+            </w:pPr>
+            <w:r>
+              <w:rPr>
+                <w:b/>
+                <w:sz w:val="19"/>
+              </w:rPr>
+              <w:t>Без видеокарты</w:t>
+            </w:r>
+          </w:p>
+        </w:tc>
+        <w:tc>
+          <w:tcPr>
+            <w:tcW w:type="dxa" w:w="2381"/>
+          </w:tcPr>
+          <w:p>
+            <w:pPr>
+              <w:spacing w:after="0"/>
+            </w:pPr>
+            <w:r>
+              <w:rPr>
+                <w:b w:val="0"/>
+                <w:sz w:val="19"/>
+              </w:rPr>
+              <w:t>0 ₽</w:t>
+            </w:r>
+          </w:p>
+        </w:tc>
+        <w:tc>
+          <w:tcPr>
+            <w:tcW w:type="dxa" w:w="4309"/>
+          </w:tcPr>
+          <w:p>
+            <w:pPr>
+              <w:spacing w:after="0"/>
+            </w:pPr>
+            <w:r>
+              <w:rPr>
+                <w:b w:val="0"/>
+                <w:sz w:val="19"/>
+              </w:rPr>
+              <w:t>только для пробы: ответ около минуты</w:t>
             </w:r>
           </w:p>
         </w:tc>

--- a/docs/ekonomika/Koncepciya_i_ekonomika.docx
+++ b/docs/ekonomika/Koncepciya_i_ekonomika.docx
@@ -180,7 +180,7 @@
                 <w:b w:val="0"/>
                 <w:sz w:val="19"/>
               </w:rPr>
-              <w:t>08.10.2026. Цифры прототипа — по прогонам 05–06.10.2026</w:t>
+              <w:t>13.10.2026. Обновлено по карточке задачи партнёра; цифры прототипа — по прогонам 05–13.10.2026</w:t>
             </w:r>
           </w:p>
         </w:tc>
@@ -280,7 +280,7 @@
                 <w:b w:val="0"/>
                 <w:sz w:val="20"/>
               </w:rPr>
-              <w:t xml:space="preserve"> Инженеры, технологи и мастера тратят заметную часть дня на поиск ответов в регламентах, инструкциях и учётных системах или отвлекают опытных коллег. Ошибки случаются из-за устаревших версий документов. Облачные ИИ-сервисы для этого нельзя использовать: документы — коммерческая тайна.</w:t>
+              <w:t xml:space="preserve"> Инженеры, технические специалисты продаж и сервиса тратят много времени, чтобы подготовить проверенный ответ клиенту или коллеге: найти сведения в документации и справочнике параметров, сверить, пересчитать. Ошибки случаются из-за устаревших версий документов. Облачные ИИ-сервисы нельзя: документы — коммерческая тайна.</w:t>
             </w:r>
           </w:p>
           <w:p>
@@ -293,14 +293,14 @@
                 <w:b/>
                 <w:sz w:val="20"/>
               </w:rPr>
-              <w:t>Решение.</w:t>
+              <w:t>Решение (по карточке задачи партнёра).</w:t>
             </w:r>
             <w:r>
               <w:rPr>
                 <w:b w:val="0"/>
                 <w:sz w:val="20"/>
               </w:rPr>
-              <w:t xml:space="preserve"> «Справочная служба» предприятия на одном компьютере внутри организации: сотрудник задаёт вопрос своими словами и за 1–10 секунд получает ответ со ссылкой на пункт и страницу документа. Если ответа в документах нет — агент прямо говорит «не знаю», а не выдумывает. Интернет не нужен.</w:t>
+              <w:t xml:space="preserve"> Помощник на одном компьютере внутри организации: готовит черновик ответа по документам и справочнику параметров, у каждого вывода — ссылка на пункт и страницу; проверка требований клиента и расчёты — программой, а не языковой моделью; противоречия источников — эксперту; ответ утверждает сотрудник. Цель партнёра — минус 50 % времени подготовки проверенного ответа.</w:t>
             </w:r>
           </w:p>
           <w:p>
@@ -320,7 +320,7 @@
                 <w:b w:val="0"/>
                 <w:sz w:val="20"/>
               </w:rPr>
-              <w:t xml:space="preserve"> На наборе из 85 проверочных вопросов: 49 из 49 верных ответов со ссылкой, 12 из 12 честных отказов, 0 неверных ответов; 38 из 38 «вопросов с подвохом». Установка без интернета — меньше минуты.</w:t>
+              <w:t xml:space="preserve"> На наборе из 85 проверочных вопросов: 49 из 49 верных ответов со ссылкой, 12 из 12 честных отказов, 0 неверных ответов; 38 из 38 «вопросов с подвохом»; справочник параметров — 10 из 10. Установка без интернета — меньше минуты.</w:t>
             </w:r>
           </w:p>
           <w:p>
@@ -380,7 +380,7 @@
                 <w:b w:val="0"/>
                 <w:sz w:val="20"/>
               </w:rPr>
-              <w:t xml:space="preserve"> Внедрение (разово) + годовая подписка или лицензия с сопровождением; сторонних лицензионных платежей нет — все компоненты открытые и бесплатные.</w:t>
+              <w:t xml:space="preserve"> Внедрение в контуре заказчика + лицензия или подписка + сопровождение базы знаний — так же предлагает партнёр. Платежей за модель нет: компоненты открытые; одну библиотеку (PyMuPDF, AGPL) до продаж заменим или лицензируем.</w:t>
             </w:r>
           </w:p>
         </w:tc>
@@ -733,6 +733,84 @@
                 <w:b w:val="0"/>
                 <w:sz w:val="19"/>
               </w:rPr>
+              <w:t>«Клиенту нужен осциллограф с полосой не менее 150 МГц и 4 каналами — что предложить?»</w:t>
+            </w:r>
+          </w:p>
+        </w:tc>
+        <w:tc>
+          <w:tcPr>
+            <w:tcW w:type="dxa" w:w="6350"/>
+          </w:tcPr>
+          <w:p>
+            <w:pPr>
+              <w:spacing w:after="0"/>
+            </w:pPr>
+            <w:r>
+              <w:rPr>
+                <w:b w:val="0"/>
+                <w:sz w:val="19"/>
+              </w:rPr>
+              <w:t>Подбор по справочнику параметров: подходят 6 моделей из 20, у каждого значения — ссылка на страницу руководства. Сравнение с требованием делает программа</w:t>
+            </w:r>
+          </w:p>
+        </w:tc>
+      </w:tr>
+      <w:tr>
+        <w:trPr>
+          <w:cantSplit/>
+        </w:trPr>
+        <w:tc>
+          <w:tcPr>
+            <w:tcW w:type="dxa" w:w="3402"/>
+          </w:tcPr>
+          <w:p>
+            <w:pPr>
+              <w:spacing w:after="0"/>
+            </w:pPr>
+            <w:r>
+              <w:rPr>
+                <w:b w:val="0"/>
+                <w:sz w:val="19"/>
+              </w:rPr>
+              <w:t>«Можно ли мультиметром MAS830L измерить ток 15 А?»</w:t>
+            </w:r>
+          </w:p>
+        </w:tc>
+        <w:tc>
+          <w:tcPr>
+            <w:tcW w:type="dxa" w:w="6350"/>
+          </w:tcPr>
+          <w:p>
+            <w:pPr>
+              <w:spacing w:after="0"/>
+            </w:pPr>
+            <w:r>
+              <w:rPr>
+                <w:b w:val="0"/>
+                <w:sz w:val="19"/>
+              </w:rPr>
+              <w:t>«Не подходит: предел 10 А [1]». Кнопка «Черновик» — письмо клиенту с источниками; сотрудник правит и утверждает, автоматически ничего не уходит</w:t>
+            </w:r>
+          </w:p>
+        </w:tc>
+      </w:tr>
+      <w:tr>
+        <w:trPr>
+          <w:cantSplit/>
+        </w:trPr>
+        <w:tc>
+          <w:tcPr>
+            <w:tcW w:type="dxa" w:w="3402"/>
+          </w:tcPr>
+          <w:p>
+            <w:pPr>
+              <w:spacing w:after="0"/>
+            </w:pPr>
+            <w:r>
+              <w:rPr>
+                <w:b w:val="0"/>
+                <w:sz w:val="19"/>
+              </w:rPr>
               <w:t>Прикладывает приказ в формате Word</w:t>
             </w:r>
           </w:p>
@@ -767,6 +845,74 @@
       </w:pPr>
       <w:r>
         <w:t>1.3. Что ещё умеет — важное для руководителя</w:t>
+      </w:r>
+    </w:p>
+    <w:p>
+      <w:pPr>
+        <w:pStyle w:val="ListBullet"/>
+      </w:pPr>
+      <w:r>
+        <w:rPr>
+          <w:b/>
+        </w:rPr>
+        <w:t>Справочник параметров продукции</w:t>
+      </w:r>
+      <w:r>
+        <w:rPr>
+          <w:b w:val="0"/>
+        </w:rPr>
+        <w:t xml:space="preserve"> — точное значение, единица и источник; подбор моделей и проверка требований клиента — программой. Это то, чего не умеет обычный поиск.</w:t>
+      </w:r>
+    </w:p>
+    <w:p>
+      <w:pPr>
+        <w:pStyle w:val="ListBullet"/>
+      </w:pPr>
+      <w:r>
+        <w:rPr>
+          <w:b/>
+        </w:rPr>
+        <w:t>Противоречия источников</w:t>
+      </w:r>
+      <w:r>
+        <w:rPr>
+          <w:b w:val="0"/>
+        </w:rPr>
+        <w:t xml:space="preserve"> не прячутся: агент показывает оба значения и передаёт вопрос эксперту. Пример из реального руководства: частота дискретизации «1 Гвыб/с» на одной странице и «1Гц/с» на другой.</w:t>
+      </w:r>
+    </w:p>
+    <w:p>
+      <w:pPr>
+        <w:pStyle w:val="ListBullet"/>
+      </w:pPr>
+      <w:r>
+        <w:rPr>
+          <w:b/>
+        </w:rPr>
+        <w:t>Актуальность документов</w:t>
+      </w:r>
+      <w:r>
+        <w:rPr>
+          <w:b w:val="0"/>
+        </w:rPr>
+        <w:t xml:space="preserve"> — версия и срок действия в каждой ссылке. Агент сам заметил, что приказы по охране труда 903н и 835н в базе действуют до 31.12.2025, и предупреждает об этом.</w:t>
+      </w:r>
+    </w:p>
+    <w:p>
+      <w:pPr>
+        <w:pStyle w:val="ListBullet"/>
+      </w:pPr>
+      <w:r>
+        <w:rPr>
+          <w:b/>
+        </w:rPr>
+        <w:t>Расчёты по согласованным правилам</w:t>
+      </w:r>
+      <w:r>
+        <w:rPr>
+          <w:b w:val="0"/>
+        </w:rPr>
+        <w:t xml:space="preserve"> (например, объём выборки при входном контроле) — программой, со ссылкой на пункт стандарта.</w:t>
       </w:r>
     </w:p>
     <w:p>
@@ -926,13 +1072,13 @@
         <w:rPr>
           <w:b/>
         </w:rPr>
-        <w:t>нет сторонних лицензионных платежей</w:t>
+        <w:t>нет платежей за модель и запросы</w:t>
       </w:r>
       <w:r>
         <w:rPr>
           <w:b w:val="0"/>
         </w:rPr>
-        <w:t xml:space="preserve">, а для работы достаточно </w:t>
+        <w:t xml:space="preserve"> (одну библиотеку под лицензией AGPL до продаж заменим), а для работы достаточно </w:t>
       </w:r>
       <w:r>
         <w:rPr>
@@ -1247,6 +1393,45 @@
                 <w:sz w:val="19"/>
               </w:rPr>
               <w:t>6 из 6</w:t>
+            </w:r>
+          </w:p>
+        </w:tc>
+      </w:tr>
+      <w:tr>
+        <w:trPr>
+          <w:cantSplit/>
+        </w:trPr>
+        <w:tc>
+          <w:tcPr>
+            <w:tcW w:type="dxa" w:w="6917"/>
+          </w:tcPr>
+          <w:p>
+            <w:pPr>
+              <w:spacing w:after="0"/>
+            </w:pPr>
+            <w:r>
+              <w:rPr>
+                <w:b w:val="0"/>
+                <w:sz w:val="19"/>
+              </w:rPr>
+              <w:t>Справочник параметров: значение, проверка требования, подбор, противоречие</w:t>
+            </w:r>
+          </w:p>
+        </w:tc>
+        <w:tc>
+          <w:tcPr>
+            <w:tcW w:type="dxa" w:w="2835"/>
+          </w:tcPr>
+          <w:p>
+            <w:pPr>
+              <w:spacing w:after="0"/>
+            </w:pPr>
+            <w:r>
+              <w:rPr>
+                <w:b w:val="0"/>
+                <w:sz w:val="19"/>
+              </w:rPr>
+              <w:t>10 из 10</w:t>
             </w:r>
           </w:p>
         </w:tc>
@@ -1518,9 +1703,15 @@
     <w:p>
       <w:r>
         <w:rPr>
+          <w:b/>
+        </w:rPr>
+        <w:t>Мерило партнёра</w:t>
+      </w:r>
+      <w:r>
+        <w:rPr>
           <w:b w:val="0"/>
         </w:rPr>
-        <w:t>Для экономической модели эффект удобно разложить на источники. Первый поддаётся прямому расчёту, остальные — через сценарии и данные заказчика.</w:t>
+        <w:t xml:space="preserve"> — время подготовки проверенного ответа: цель — минус 50 % без ухудшения качества. Протокол замера «вручную / с агентом» на 10–20 реальных запросах — в docs/pilot/zamer_i_stoimost.md. Для экономической модели эффект удобно разложить на источники. Первый поддаётся прямому расчёту, остальные — через сценарии и данные заказчика.</w:t>
       </w:r>
     </w:p>
     <w:tbl>
@@ -3279,6 +3470,96 @@
                 <w:sz w:val="17"/>
               </w:rPr>
               <w:t>Кто решает и платит</w:t>
+            </w:r>
+          </w:p>
+        </w:tc>
+      </w:tr>
+      <w:tr>
+        <w:trPr>
+          <w:cantSplit/>
+        </w:trPr>
+        <w:tc>
+          <w:tcPr>
+            <w:tcW w:type="dxa" w:w="2041"/>
+          </w:tcPr>
+          <w:p>
+            <w:pPr>
+              <w:spacing w:after="0"/>
+            </w:pPr>
+            <w:r>
+              <w:rPr>
+                <w:b/>
+                <w:sz w:val="17"/>
+              </w:rPr>
+              <w:t>Производители, поставщики и сервисные компании — технические продажи и сервис (сегмент из карточки партнёра)</w:t>
+            </w:r>
+          </w:p>
+        </w:tc>
+        <w:tc>
+          <w:tcPr>
+            <w:tcW w:type="dxa" w:w="1928"/>
+          </w:tcPr>
+          <w:p>
+            <w:pPr>
+              <w:spacing w:after="0"/>
+            </w:pPr>
+            <w:r>
+              <w:rPr>
+                <w:b w:val="0"/>
+                <w:sz w:val="17"/>
+              </w:rPr>
+              <w:t>заказчики НаноТехноПрома; производители приборов и оборудования; дистрибьюторы</w:t>
+            </w:r>
+          </w:p>
+        </w:tc>
+        <w:tc>
+          <w:tcPr>
+            <w:tcW w:type="dxa" w:w="1928"/>
+          </w:tcPr>
+          <w:p>
+            <w:pPr>
+              <w:spacing w:after="0"/>
+            </w:pPr>
+            <w:r>
+              <w:rPr>
+                <w:b w:val="0"/>
+                <w:sz w:val="17"/>
+              </w:rPr>
+              <w:t>долгие ответы на технические запросы клиентов, ошибки в характеристиках</w:t>
+            </w:r>
+          </w:p>
+        </w:tc>
+        <w:tc>
+          <w:tcPr>
+            <w:tcW w:type="dxa" w:w="2041"/>
+          </w:tcPr>
+          <w:p>
+            <w:pPr>
+              <w:spacing w:after="0"/>
+            </w:pPr>
+            <w:r>
+              <w:rPr>
+                <w:b w:val="0"/>
+                <w:sz w:val="17"/>
+              </w:rPr>
+              <w:t>подбор по справочнику параметров, черновик ответа с источниками, расчёты программой</w:t>
+            </w:r>
+          </w:p>
+        </w:tc>
+        <w:tc>
+          <w:tcPr>
+            <w:tcW w:type="dxa" w:w="1814"/>
+          </w:tcPr>
+          <w:p>
+            <w:pPr>
+              <w:spacing w:after="0"/>
+            </w:pPr>
+            <w:r>
+              <w:rPr>
+                <w:b w:val="0"/>
+                <w:sz w:val="17"/>
+              </w:rPr>
+              <w:t>коммерческий директор, руководитель сервиса</w:t>
             </w:r>
           </w:p>
         </w:tc>
@@ -6096,7 +6377,7 @@
                 <w:b w:val="0"/>
                 <w:sz w:val="19"/>
               </w:rPr>
-              <w:t>0 ₽</w:t>
+              <w:t>0 ₽ в пилоте</w:t>
             </w:r>
           </w:p>
         </w:tc>
@@ -6113,7 +6394,63 @@
                 <w:b w:val="0"/>
                 <w:sz w:val="19"/>
               </w:rPr>
-              <w:t>модель и компоненты — открытые бесплатные лицензии (MIT, Apache 2.0)</w:t>
+              <w:t>модель и большинство компонентов — MIT и Apache 2.0; библиотека PyMuPDF — AGPL-3.0: до продаж заменить или купить лицензию</w:t>
+            </w:r>
+          </w:p>
+        </w:tc>
+      </w:tr>
+      <w:tr>
+        <w:trPr>
+          <w:cantSplit/>
+        </w:trPr>
+        <w:tc>
+          <w:tcPr>
+            <w:tcW w:type="dxa" w:w="3061"/>
+          </w:tcPr>
+          <w:p>
+            <w:pPr>
+              <w:spacing w:after="0"/>
+            </w:pPr>
+            <w:r>
+              <w:rPr>
+                <w:b/>
+                <w:sz w:val="19"/>
+              </w:rPr>
+              <w:t>Стоимость обработки одного запроса</w:t>
+            </w:r>
+          </w:p>
+        </w:tc>
+        <w:tc>
+          <w:tcPr>
+            <w:tcW w:type="dxa" w:w="2381"/>
+          </w:tcPr>
+          <w:p>
+            <w:pPr>
+              <w:spacing w:after="0"/>
+            </w:pPr>
+            <w:r>
+              <w:rPr>
+                <w:b w:val="0"/>
+                <w:sz w:val="19"/>
+              </w:rPr>
+              <w:t>≈ 4 ₽ при 2 000 запросах в месяц</w:t>
+            </w:r>
+          </w:p>
+        </w:tc>
+        <w:tc>
+          <w:tcPr>
+            <w:tcW w:type="dxa" w:w="4309"/>
+          </w:tcPr>
+          <w:p>
+            <w:pPr>
+              <w:spacing w:after="0"/>
+            </w:pPr>
+            <w:r>
+              <w:rPr>
+                <w:b w:val="0"/>
+                <w:sz w:val="19"/>
+              </w:rPr>
+              <w:t>оборудование, электроэнергия и время администратора; вручную — около 160 ₽ за запрос (15 мин инженера)</w:t>
             </w:r>
           </w:p>
         </w:tc>

--- a/docs/ekonomika/Koncepciya_i_ekonomika.docx
+++ b/docs/ekonomika/Koncepciya_i_ekonomika.docx
@@ -4121,7 +4121,7 @@
         <w:rPr>
           <w:b w:val="0"/>
         </w:rPr>
-        <w:t xml:space="preserve"> По открытым данным НаноТехноПром — небольшая научно-внедренческая компания. Поэтому мы видим его не только как заказчика, но и как постановщика задачи и </w:t>
+        <w:t xml:space="preserve"> НаноТехноПром — многопрофильная группа компаний: автоматизация бизнес-процессов и роботизация производственных предприятий. Для нас это не только заказчик пилота, но и интегратор — </w:t>
       </w:r>
       <w:r>
         <w:rPr>
@@ -4133,7 +4133,7 @@
         <w:rPr>
           <w:b w:val="0"/>
         </w:rPr>
-        <w:t xml:space="preserve"> — это проверяется на интервью.</w:t>
+        <w:t>. Руководитель партнёра поставил цель — коммерческий продукт, который реально внедрят, с фокусом на один отдел (техпродажи или сервис) и одну группу продукции.</w:t>
       </w:r>
     </w:p>
     <w:p>

--- a/docs/ekonomika/Koncepciya_i_ekonomika.docx
+++ b/docs/ekonomika/Koncepciya_i_ekonomika.docx
@@ -845,6 +845,57 @@
       </w:pPr>
       <w:r>
         <w:t>1.3. Что ещё умеет — важное для руководителя</w:t>
+      </w:r>
+    </w:p>
+    <w:p>
+      <w:pPr>
+        <w:pStyle w:val="ListBullet"/>
+      </w:pPr>
+      <w:r>
+        <w:rPr>
+          <w:b/>
+        </w:rPr>
+        <w:t>Письмо клиента → черновик технико-коммерческого предложения (ТКП).</w:t>
+      </w:r>
+      <w:r>
+        <w:rPr>
+          <w:b w:val="0"/>
+        </w:rPr>
+        <w:t xml:space="preserve"> Письмо целиком разбирается на позиции, по каждой — требования и количество; модель подбирается по справочнику, чего нет в ассортименте — отмечается; на выходе — ТКП в Word с таблицей соответствия требованиям. Цены вписывает менеджер, утверждает сотрудник. Это результат работы, а не ответ поисковика.</w:t>
+      </w:r>
+    </w:p>
+    <w:p>
+      <w:pPr>
+        <w:pStyle w:val="ListBullet"/>
+      </w:pPr>
+      <w:r>
+        <w:rPr>
+          <w:b/>
+        </w:rPr>
+        <w:t>Польза в цифрах.</w:t>
+      </w:r>
+      <w:r>
+        <w:rPr>
+          <w:b w:val="0"/>
+        </w:rPr>
+        <w:t xml:space="preserve"> Агент сам замеряет время от письма клиента до утверждённого ответа или ТКП и сравнивает с ручной подготовкой — мерило партнёра «минус 50 % времени» видно без отдельных исследований.</w:t>
+      </w:r>
+    </w:p>
+    <w:p>
+      <w:pPr>
+        <w:pStyle w:val="ListBullet"/>
+      </w:pPr>
+      <w:r>
+        <w:rPr>
+          <w:b/>
+        </w:rPr>
+        <w:t>Учится у эксперта.</w:t>
+      </w:r>
+      <w:r>
+        <w:rPr>
+          <w:b w:val="0"/>
+        </w:rPr>
+        <w:t xml:space="preserve"> Значение, выбранное экспертом при расхождении источников, агент дальше применяет сам; ответы клиентам с устаревшим источником попадают на перепроверку.</w:t>
       </w:r>
     </w:p>
     <w:p>
